--- a/A1 Bakery Sales report - Group 6.docx
+++ b/A1 Bakery Sales report - Group 6.docx
@@ -18,16 +18,7 @@
           <w:sz w:val="20"/>
           <w:szCs w:val="20"/>
         </w:rPr>
-        <w:t>MMAI 5100 T</w:t>
-      </w:r>
-      <w:r>
-        <w:rPr>
-          <w:b/>
-          <w:bCs/>
-          <w:sz w:val="20"/>
-          <w:szCs w:val="20"/>
-        </w:rPr>
-        <w:t xml:space="preserve"> – Database Fundamentals </w:t>
+        <w:t xml:space="preserve">MMAI 5100 T – Database Fundamentals </w:t>
       </w:r>
     </w:p>
     <w:p>
@@ -342,105 +333,14 @@
           <w:sz w:val="20"/>
           <w:szCs w:val="20"/>
         </w:rPr>
-        <w:t xml:space="preserve"> T</w:t>
-      </w:r>
-      <w:r>
-        <w:rPr>
-          <w:sz w:val="20"/>
-          <w:szCs w:val="20"/>
-        </w:rPr>
-        <w:t>here are only 5 occurrences of this irregular article,</w:t>
-      </w:r>
-      <w:r>
-        <w:rPr>
-          <w:sz w:val="20"/>
-          <w:szCs w:val="20"/>
-        </w:rPr>
-        <w:t xml:space="preserve"> so</w:t>
-      </w:r>
-      <w:r>
-        <w:rPr>
-          <w:sz w:val="20"/>
-          <w:szCs w:val="20"/>
-        </w:rPr>
-        <w:t xml:space="preserve"> it will not affect our results that much since </w:t>
-      </w:r>
-      <w:r>
-        <w:rPr>
-          <w:sz w:val="20"/>
-          <w:szCs w:val="20"/>
-        </w:rPr>
-        <w:t>the questions</w:t>
-      </w:r>
-      <w:r>
-        <w:rPr>
-          <w:sz w:val="20"/>
-          <w:szCs w:val="20"/>
-        </w:rPr>
-        <w:t xml:space="preserve"> focus on high-occurring quantities and articles.</w:t>
-      </w:r>
-      <w:r>
-        <w:rPr>
-          <w:sz w:val="20"/>
-          <w:szCs w:val="20"/>
-        </w:rPr>
-        <w:t xml:space="preserve"> </w:t>
-      </w:r>
-      <w:r>
-        <w:rPr>
-          <w:sz w:val="20"/>
-          <w:szCs w:val="20"/>
-        </w:rPr>
-        <w:t>Since we lack further context regarding this article and that the risk</w:t>
-      </w:r>
-      <w:r>
-        <w:rPr>
-          <w:sz w:val="20"/>
-          <w:szCs w:val="20"/>
-        </w:rPr>
-        <w:t xml:space="preserve"> of results contamination</w:t>
-      </w:r>
-      <w:r>
-        <w:rPr>
-          <w:sz w:val="20"/>
-          <w:szCs w:val="20"/>
-        </w:rPr>
-        <w:t xml:space="preserve"> is low,</w:t>
-      </w:r>
-      <w:r>
-        <w:rPr>
-          <w:sz w:val="20"/>
-          <w:szCs w:val="20"/>
-        </w:rPr>
-        <w:t xml:space="preserve"> we choose not to alter or subset the data set ahead of our queries.</w:t>
-      </w:r>
-      <w:r>
-        <w:rPr>
-          <w:sz w:val="20"/>
-          <w:szCs w:val="20"/>
-        </w:rPr>
-        <w:t xml:space="preserve"> We can consider “.” </w:t>
-      </w:r>
-      <w:r>
-        <w:rPr>
-          <w:sz w:val="20"/>
-          <w:szCs w:val="20"/>
-        </w:rPr>
-        <w:t>as a miscellaneous</w:t>
-      </w:r>
-      <w:r>
-        <w:rPr>
-          <w:sz w:val="20"/>
-          <w:szCs w:val="20"/>
-        </w:rPr>
-        <w:t xml:space="preserve">, </w:t>
-      </w:r>
-      <w:r>
-        <w:rPr>
-          <w:sz w:val="20"/>
-          <w:szCs w:val="20"/>
-        </w:rPr>
-        <w:t>valid article.</w:t>
+        <w:t xml:space="preserve"> There are only 5 occurrences of this irregular article, so it will not affect our results that much since the questions focus on high-occurring quantities and articles. Since we lack further context regarding this article and that the risk of results contamination is low, we choose not to alter or subset the data set ahead of our queries.</w:t>
+      </w:r>
+      <w:r>
+        <w:rPr>
+          <w:sz w:val="20"/>
+          <w:szCs w:val="20"/>
+        </w:rPr>
+        <w:t xml:space="preserve"> We can consider “.” as a miscellaneous, valid article.</w:t>
       </w:r>
     </w:p>
     <w:p>
@@ -522,74 +422,19 @@
           <w:sz w:val="20"/>
           <w:szCs w:val="20"/>
         </w:rPr>
-        <w:t xml:space="preserve"> We considered whether to remove the negative values from the data set or to interpret them as refunds and/or mistake corrections. Looking at the largest negative value -200 “CAFE OU EAU” articles in ticket 179932, we noticed that the preceding ticket </w:t>
-      </w:r>
-      <w:r>
-        <w:rPr>
-          <w:sz w:val="20"/>
-          <w:szCs w:val="20"/>
-        </w:rPr>
-        <w:t>179931</w:t>
-      </w:r>
-      <w:r>
-        <w:rPr>
-          <w:sz w:val="20"/>
-          <w:szCs w:val="20"/>
-        </w:rPr>
-        <w:t xml:space="preserve"> has +200 </w:t>
-      </w:r>
-      <w:r>
-        <w:rPr>
-          <w:sz w:val="20"/>
-          <w:szCs w:val="20"/>
-        </w:rPr>
-        <w:t>“CAFE OU EAU” articles</w:t>
-      </w:r>
-      <w:r>
-        <w:rPr>
-          <w:sz w:val="20"/>
-          <w:szCs w:val="20"/>
-        </w:rPr>
-        <w:t xml:space="preserve"> entered in the same time-frame, suggesting that the </w:t>
-      </w:r>
-      <w:r>
-        <w:rPr>
-          <w:sz w:val="20"/>
-          <w:szCs w:val="20"/>
-        </w:rPr>
-        <w:t>179932</w:t>
-      </w:r>
-      <w:r>
-        <w:rPr>
-          <w:sz w:val="20"/>
-          <w:szCs w:val="20"/>
-        </w:rPr>
-        <w:t xml:space="preserve"> negative ticket may have been an immediate correction to a </w:t>
-      </w:r>
-      <w:r>
-        <w:rPr>
-          <w:sz w:val="20"/>
-          <w:szCs w:val="20"/>
-        </w:rPr>
-        <w:t>179931</w:t>
-      </w:r>
-      <w:r>
-        <w:rPr>
-          <w:sz w:val="20"/>
-          <w:szCs w:val="20"/>
-        </w:rPr>
-        <w:t xml:space="preserve"> ticket mistakenly entered (which sounds about right since ordering 200 coffees or water at once seems abnormal). </w:t>
-      </w:r>
-    </w:p>
-    <w:p>
-      <w:pPr>
-        <w:rPr>
-          <w:sz w:val="20"/>
-          <w:szCs w:val="20"/>
-        </w:rPr>
-      </w:pPr>
-      <w:r>
-        <w:rPr>
+        <w:t xml:space="preserve"> We considered whether to remove the negative values from the data set or to interpret them as refunds and/or mistake corrections. Looking at the largest negative value -200 “CAFE OU EAU” articles in ticket 179932, we noticed that the preceding ticket 179931 has +200 “CAFE OU EAU” articles entered in the same time-frame, suggesting that the 179932 negative ticket may have been an immediate correction to a 179931 ticket mistakenly entered (which sounds about right since ordering 200 coffees or water at once seems abnormal). </w:t>
+      </w:r>
+    </w:p>
+    <w:p>
+      <w:pPr>
+        <w:rPr>
+          <w:sz w:val="20"/>
+          <w:szCs w:val="20"/>
+        </w:rPr>
+      </w:pPr>
+      <w:r>
+        <w:rPr>
+          <w:noProof/>
           <w:sz w:val="20"/>
           <w:szCs w:val="20"/>
         </w:rPr>
@@ -655,6 +500,7 @@
       </w:pPr>
       <w:r>
         <w:rPr>
+          <w:noProof/>
           <w:sz w:val="20"/>
           <w:szCs w:val="20"/>
         </w:rPr>
@@ -754,21 +600,7 @@
           <w:sz w:val="20"/>
           <w:szCs w:val="20"/>
         </w:rPr>
-        <w:t xml:space="preserve">For all these reasons, we knowingly </w:t>
-      </w:r>
-      <w:r>
-        <w:rPr>
-          <w:sz w:val="20"/>
-          <w:szCs w:val="20"/>
-        </w:rPr>
-        <w:t>accept negative quantities in the dataset</w:t>
-      </w:r>
-      <w:r>
-        <w:rPr>
-          <w:sz w:val="20"/>
-          <w:szCs w:val="20"/>
-        </w:rPr>
-        <w:t>.</w:t>
+        <w:t>For all these reasons, we knowingly accept negative quantities in the dataset.</w:t>
       </w:r>
     </w:p>
     <w:p>
@@ -813,81 +645,37 @@
           <w:sz w:val="20"/>
           <w:szCs w:val="20"/>
         </w:rPr>
-        <w:t xml:space="preserve"> </w:t>
-      </w:r>
-      <w:r>
-        <w:rPr>
-          <w:b/>
-          <w:bCs/>
-          <w:sz w:val="20"/>
-          <w:szCs w:val="20"/>
-        </w:rPr>
-        <w:t>Top 3 Most Sold Items by Year-Month</w:t>
-      </w:r>
-    </w:p>
-    <w:p>
-      <w:pPr>
-        <w:rPr>
-          <w:sz w:val="20"/>
-          <w:szCs w:val="20"/>
-        </w:rPr>
-      </w:pPr>
-      <w:r>
-        <w:rPr>
-          <w:sz w:val="20"/>
-          <w:szCs w:val="20"/>
-        </w:rPr>
-        <w:t xml:space="preserve">The result is a </w:t>
-      </w:r>
-      <w:r>
-        <w:rPr>
-          <w:sz w:val="20"/>
-          <w:szCs w:val="20"/>
-        </w:rPr>
-        <w:t>64-row</w:t>
-      </w:r>
-      <w:r>
-        <w:rPr>
-          <w:sz w:val="20"/>
-          <w:szCs w:val="20"/>
-        </w:rPr>
-        <w:t xml:space="preserve"> table of top 3 </w:t>
-      </w:r>
-      <w:r>
-        <w:rPr>
-          <w:sz w:val="20"/>
-          <w:szCs w:val="20"/>
-        </w:rPr>
-        <w:t xml:space="preserve">most sold items over the course of </w:t>
-      </w:r>
-      <w:r>
-        <w:rPr>
-          <w:sz w:val="20"/>
-          <w:szCs w:val="20"/>
-        </w:rPr>
-        <w:t>21 months</w:t>
-      </w:r>
-      <w:r>
-        <w:rPr>
-          <w:sz w:val="20"/>
-          <w:szCs w:val="20"/>
-        </w:rPr>
-        <w:t xml:space="preserve">. </w:t>
-      </w:r>
-    </w:p>
-    <w:p>
-      <w:pPr>
-        <w:rPr>
-          <w:sz w:val="20"/>
-          <w:szCs w:val="20"/>
-        </w:rPr>
-      </w:pPr>
-      <w:r>
-        <w:rPr>
-          <w:sz w:val="20"/>
-          <w:szCs w:val="20"/>
-        </w:rPr>
-        <w:t>The table has an additional record (compared to the expected 63 rows) in April 2021 because there is a tie for 3</w:t>
+        <w:t xml:space="preserve"> Top 3 Most Sold Items by Year-Month</w:t>
+      </w:r>
+    </w:p>
+    <w:p>
+      <w:pPr>
+        <w:rPr>
+          <w:sz w:val="20"/>
+          <w:szCs w:val="20"/>
+        </w:rPr>
+      </w:pPr>
+      <w:r>
+        <w:rPr>
+          <w:sz w:val="20"/>
+          <w:szCs w:val="20"/>
+        </w:rPr>
+        <w:t xml:space="preserve">The result is a 64-row table of top 3 most sold items over the course of 21 months. </w:t>
+      </w:r>
+    </w:p>
+    <w:p>
+      <w:pPr>
+        <w:rPr>
+          <w:sz w:val="20"/>
+          <w:szCs w:val="20"/>
+        </w:rPr>
+      </w:pPr>
+      <w:r>
+        <w:rPr>
+          <w:sz w:val="20"/>
+          <w:szCs w:val="20"/>
+        </w:rPr>
+        <w:t>The table has an additional record (compared to the expected 63 rows) in February 2022 because there is a tie for 2</w:t>
       </w:r>
       <w:r>
         <w:rPr>
@@ -895,14 +683,28 @@
           <w:szCs w:val="20"/>
           <w:vertAlign w:val="superscript"/>
         </w:rPr>
-        <w:t>rd</w:t>
-      </w:r>
-      <w:r>
-        <w:rPr>
-          <w:sz w:val="20"/>
-          <w:szCs w:val="20"/>
-        </w:rPr>
-        <w:t xml:space="preserve"> </w:t>
+        <w:t>nd</w:t>
+      </w:r>
+      <w:r>
+        <w:rPr>
+          <w:sz w:val="20"/>
+          <w:szCs w:val="20"/>
+        </w:rPr>
+        <w:t xml:space="preserve"> place</w:t>
+      </w:r>
+      <w:r>
+        <w:rPr>
+          <w:sz w:val="20"/>
+          <w:szCs w:val="20"/>
+        </w:rPr>
+        <w:t>, because</w:t>
+      </w:r>
+      <w:r>
+        <w:rPr>
+          <w:sz w:val="20"/>
+          <w:szCs w:val="20"/>
+        </w:rPr>
+        <w:t xml:space="preserve"> we used the DENSE_</w:t>
       </w:r>
       <w:proofErr w:type="gramStart"/>
       <w:r>
@@ -910,7 +712,7 @@
           <w:sz w:val="20"/>
           <w:szCs w:val="20"/>
         </w:rPr>
-        <w:t>place</w:t>
+        <w:t>RANK(</w:t>
       </w:r>
       <w:proofErr w:type="gramEnd"/>
       <w:r>
@@ -918,7 +720,7 @@
           <w:sz w:val="20"/>
           <w:szCs w:val="20"/>
         </w:rPr>
-        <w:t xml:space="preserve"> we used the DENSE_</w:t>
+        <w:t xml:space="preserve">) function rather than the </w:t>
       </w:r>
       <w:proofErr w:type="gramStart"/>
       <w:r>
@@ -934,24 +736,36 @@
           <w:sz w:val="20"/>
           <w:szCs w:val="20"/>
         </w:rPr>
-        <w:t xml:space="preserve">) function rather than the </w:t>
-      </w:r>
-      <w:proofErr w:type="gramStart"/>
-      <w:r>
-        <w:rPr>
-          <w:sz w:val="20"/>
-          <w:szCs w:val="20"/>
-        </w:rPr>
-        <w:t>RANK(</w:t>
-      </w:r>
-      <w:proofErr w:type="gramEnd"/>
-      <w:r>
-        <w:rPr>
-          <w:sz w:val="20"/>
-          <w:szCs w:val="20"/>
-        </w:rPr>
         <w:t>) function.</w:t>
       </w:r>
+      <w:r>
+        <w:rPr>
+          <w:sz w:val="20"/>
+          <w:szCs w:val="20"/>
+        </w:rPr>
+        <w:t xml:space="preserve"> We made this choice </w:t>
+      </w:r>
+      <w:r>
+        <w:rPr>
+          <w:sz w:val="20"/>
+          <w:szCs w:val="20"/>
+        </w:rPr>
+        <w:t>because in case of a tie in the top 3, we would lose information</w:t>
+      </w:r>
+      <w:r>
+        <w:rPr>
+          <w:sz w:val="20"/>
+          <w:szCs w:val="20"/>
+        </w:rPr>
+        <w:t>, and knowing all top-selling products is useful information for a business owner.</w:t>
+      </w:r>
+      <w:r>
+        <w:rPr>
+          <w:sz w:val="20"/>
+          <w:szCs w:val="20"/>
+        </w:rPr>
+        <w:t xml:space="preserve"> This doesn’t apply here though, so if 63 records are preferred, there is a commented version of the RANK() line that can be switched out according to preference.</w:t>
+      </w:r>
     </w:p>
     <w:p>
       <w:pPr>
@@ -966,10 +780,10 @@
           <w:szCs w:val="20"/>
         </w:rPr>
         <w:drawing>
-          <wp:inline distT="0" distB="0" distL="0" distR="0" wp14:anchorId="4F0EDF2B" wp14:editId="6C9D0C9E">
-            <wp:extent cx="5943600" cy="937260"/>
-            <wp:effectExtent l="0" t="0" r="0" b="2540"/>
-            <wp:docPr id="824837423" name="Picture 1"/>
+          <wp:inline distT="0" distB="0" distL="0" distR="0" wp14:anchorId="5DF55E13" wp14:editId="3E27D5B4">
+            <wp:extent cx="5943600" cy="1083945"/>
+            <wp:effectExtent l="0" t="0" r="0" b="0"/>
+            <wp:docPr id="432875393" name="Picture 1"/>
             <wp:cNvGraphicFramePr>
               <a:graphicFrameLocks xmlns:a="http://schemas.openxmlformats.org/drawingml/2006/main" noChangeAspect="1"/>
             </wp:cNvGraphicFramePr>
@@ -977,7 +791,7 @@
               <a:graphicData uri="http://schemas.openxmlformats.org/drawingml/2006/picture">
                 <pic:pic xmlns:pic="http://schemas.openxmlformats.org/drawingml/2006/picture">
                   <pic:nvPicPr>
-                    <pic:cNvPr id="824837423" name=""/>
+                    <pic:cNvPr id="432875393" name=""/>
                     <pic:cNvPicPr/>
                   </pic:nvPicPr>
                   <pic:blipFill>
@@ -989,7 +803,7 @@
                   <pic:spPr>
                     <a:xfrm>
                       <a:off x="0" y="0"/>
-                      <a:ext cx="5943600" cy="937260"/>
+                      <a:ext cx="5943600" cy="1083945"/>
                     </a:xfrm>
                     <a:prstGeom prst="rect">
                       <a:avLst/>
@@ -1014,35 +828,6 @@
           <w:sz w:val="20"/>
           <w:szCs w:val="20"/>
         </w:rPr>
-        <w:t xml:space="preserve">We made this choice </w:t>
-      </w:r>
-      <w:r>
-        <w:rPr>
-          <w:sz w:val="20"/>
-          <w:szCs w:val="20"/>
-        </w:rPr>
-        <w:t>because in case of a tie in the top 3, we would lose information</w:t>
-      </w:r>
-      <w:r>
-        <w:rPr>
-          <w:sz w:val="20"/>
-          <w:szCs w:val="20"/>
-        </w:rPr>
-        <w:t>, and knowing all top-selling products is useful information for a business owner.</w:t>
-      </w:r>
-    </w:p>
-    <w:p>
-      <w:pPr>
-        <w:rPr>
-          <w:sz w:val="20"/>
-          <w:szCs w:val="20"/>
-        </w:rPr>
-      </w:pPr>
-      <w:r>
-        <w:rPr>
-          <w:sz w:val="20"/>
-          <w:szCs w:val="20"/>
-        </w:rPr>
         <w:t xml:space="preserve">Another comment is we use DESC ordering for dates because people are usually more </w:t>
       </w:r>
       <w:r>
@@ -1109,16 +894,7 @@
           <w:sz w:val="20"/>
           <w:szCs w:val="20"/>
         </w:rPr>
-        <w:t xml:space="preserve"> </w:t>
-      </w:r>
-      <w:r>
-        <w:rPr>
-          <w:b/>
-          <w:bCs/>
-          <w:sz w:val="20"/>
-          <w:szCs w:val="20"/>
-        </w:rPr>
-        <w:t>Tickets with 5 or More Unique Articles</w:t>
+        <w:t xml:space="preserve"> Tickets with 5 or More Unique Articles</w:t>
       </w:r>
     </w:p>
     <w:p>
@@ -1234,6 +1010,7 @@
       </w:pPr>
       <w:r>
         <w:rPr>
+          <w:noProof/>
           <w:sz w:val="20"/>
           <w:szCs w:val="20"/>
         </w:rPr>
@@ -1338,16 +1115,7 @@
           <w:sz w:val="20"/>
           <w:szCs w:val="20"/>
         </w:rPr>
-        <w:t xml:space="preserve"> </w:t>
-      </w:r>
-      <w:r>
-        <w:rPr>
-          <w:b/>
-          <w:bCs/>
-          <w:sz w:val="20"/>
-          <w:szCs w:val="20"/>
-        </w:rPr>
-        <w:t>Most Popular Hour for Traditional Baguette Sales</w:t>
+        <w:t xml:space="preserve"> Most Popular Hour for Traditional Baguette Sales</w:t>
       </w:r>
     </w:p>
     <w:p>
@@ -1414,16 +1182,7 @@
           <w:sz w:val="20"/>
           <w:szCs w:val="20"/>
         </w:rPr>
-        <w:t xml:space="preserve"> </w:t>
-      </w:r>
-      <w:r>
-        <w:rPr>
-          <w:b/>
-          <w:bCs/>
-          <w:sz w:val="20"/>
-          <w:szCs w:val="20"/>
-        </w:rPr>
-        <w:t>Busiest Two-Hour Window for Sales</w:t>
+        <w:t xml:space="preserve"> Busiest Two-Hour Window for Sales</w:t>
       </w:r>
     </w:p>
     <w:p>
@@ -1474,6 +1233,7 @@
           <w:sz w:val="20"/>
           <w:szCs w:val="20"/>
         </w:rPr>
+        <w:lastRenderedPageBreak/>
         <w:t xml:space="preserve">We </w:t>
       </w:r>
       <w:r>
@@ -1591,7 +1351,6 @@
           <w:sz w:val="20"/>
           <w:szCs w:val="20"/>
         </w:rPr>
-        <w:lastRenderedPageBreak/>
         <w:t xml:space="preserve">Question </w:t>
       </w:r>
       <w:proofErr w:type="gramStart"/>
@@ -1612,16 +1371,7 @@
           <w:sz w:val="20"/>
           <w:szCs w:val="20"/>
         </w:rPr>
-        <w:t xml:space="preserve"> </w:t>
-      </w:r>
-      <w:r>
-        <w:rPr>
-          <w:b/>
-          <w:bCs/>
-          <w:sz w:val="20"/>
-          <w:szCs w:val="20"/>
-        </w:rPr>
-        <w:t>Data Quality Checks</w:t>
+        <w:t xml:space="preserve"> Data Quality Checks</w:t>
       </w:r>
     </w:p>
     <w:p>
@@ -1883,6 +1633,7 @@
       </w:pPr>
       <w:r>
         <w:rPr>
+          <w:noProof/>
           <w:sz w:val="20"/>
           <w:szCs w:val="20"/>
         </w:rPr>
@@ -1932,6 +1683,7 @@
       </w:pPr>
       <w:r>
         <w:rPr>
+          <w:noProof/>
           <w:sz w:val="20"/>
           <w:szCs w:val="20"/>
         </w:rPr>
@@ -1999,6 +1751,7 @@
           <w:sz w:val="20"/>
           <w:szCs w:val="20"/>
         </w:rPr>
+        <w:lastRenderedPageBreak/>
         <w:t xml:space="preserve">The remaining 351 records aren’t too big a deal over 2 years of data, it makes sense a customer might add (and the cashier would tip) a </w:t>
       </w:r>
       <w:proofErr w:type="gramStart"/>

--- a/A1 Bakery Sales report - Group 6.docx
+++ b/A1 Bakery Sales report - Group 6.docx
@@ -776,6 +776,7 @@
       </w:pPr>
       <w:r>
         <w:rPr>
+          <w:noProof/>
           <w:sz w:val="20"/>
           <w:szCs w:val="20"/>
         </w:rPr>
@@ -1138,6 +1139,95 @@
         <w:rPr>
           <w:sz w:val="20"/>
           <w:szCs w:val="20"/>
+          <w:lang w:eastAsia="zh-CN"/>
+        </w:rPr>
+      </w:pPr>
+      <w:r>
+        <w:rPr>
+          <w:rFonts w:hint="eastAsia"/>
+          <w:sz w:val="20"/>
+          <w:szCs w:val="20"/>
+          <w:lang w:eastAsia="zh-CN"/>
+        </w:rPr>
+        <w:t xml:space="preserve">We attempted to </w:t>
+      </w:r>
+      <w:r>
+        <w:rPr>
+          <w:sz w:val="20"/>
+          <w:szCs w:val="20"/>
+          <w:lang w:eastAsia="zh-CN"/>
+        </w:rPr>
+        <w:t>break ties in case of equal sales</w:t>
+      </w:r>
+      <w:r>
+        <w:rPr>
+          <w:rFonts w:hint="eastAsia"/>
+          <w:sz w:val="20"/>
+          <w:szCs w:val="20"/>
+          <w:lang w:eastAsia="zh-CN"/>
+        </w:rPr>
+        <w:t xml:space="preserve"> by the hour, by adding a second layer ASC sorting on Hour after DSC sorting by </w:t>
+      </w:r>
+      <w:r>
+        <w:rPr>
+          <w:sz w:val="20"/>
+          <w:szCs w:val="20"/>
+          <w:lang w:eastAsia="zh-CN"/>
+        </w:rPr>
+        <w:t>‘</w:t>
+      </w:r>
+      <w:proofErr w:type="spellStart"/>
+      <w:r>
+        <w:rPr>
+          <w:sz w:val="20"/>
+          <w:szCs w:val="20"/>
+          <w:lang w:eastAsia="zh-CN"/>
+        </w:rPr>
+        <w:t>total_quantity_sold</w:t>
+      </w:r>
+      <w:proofErr w:type="spellEnd"/>
+      <w:r>
+        <w:rPr>
+          <w:sz w:val="20"/>
+          <w:szCs w:val="20"/>
+          <w:lang w:eastAsia="zh-CN"/>
+        </w:rPr>
+        <w:t>’</w:t>
+      </w:r>
+      <w:r>
+        <w:rPr>
+          <w:rFonts w:hint="eastAsia"/>
+          <w:sz w:val="20"/>
+          <w:szCs w:val="20"/>
+          <w:lang w:eastAsia="zh-CN"/>
+        </w:rPr>
+        <w:t xml:space="preserve"> </w:t>
+      </w:r>
+    </w:p>
+    <w:p>
+      <w:pPr>
+        <w:rPr>
+          <w:sz w:val="20"/>
+          <w:szCs w:val="20"/>
+          <w:lang w:eastAsia="zh-CN"/>
+        </w:rPr>
+      </w:pPr>
+    </w:p>
+    <w:p>
+      <w:pPr>
+        <w:rPr>
+          <w:rFonts w:hint="eastAsia"/>
+          <w:sz w:val="20"/>
+          <w:szCs w:val="20"/>
+          <w:lang w:eastAsia="zh-CN"/>
+        </w:rPr>
+      </w:pPr>
+    </w:p>
+    <w:p>
+      <w:pPr>
+        <w:rPr>
+          <w:sz w:val="20"/>
+          <w:szCs w:val="20"/>
         </w:rPr>
       </w:pPr>
     </w:p>
@@ -1162,6 +1252,7 @@
           <w:sz w:val="20"/>
           <w:szCs w:val="20"/>
         </w:rPr>
+        <w:lastRenderedPageBreak/>
         <w:t xml:space="preserve">Question </w:t>
       </w:r>
       <w:proofErr w:type="gramStart"/>
@@ -1233,7 +1324,6 @@
           <w:sz w:val="20"/>
           <w:szCs w:val="20"/>
         </w:rPr>
-        <w:lastRenderedPageBreak/>
         <w:t xml:space="preserve">We </w:t>
       </w:r>
       <w:r>
@@ -1736,6 +1826,7 @@
           <w:sz w:val="20"/>
           <w:szCs w:val="20"/>
         </w:rPr>
+        <w:lastRenderedPageBreak/>
         <w:t xml:space="preserve">With a bit of French translation, the word “COUPE” means “cut” as in cutting the bread. This makes sense it a “COUPE” was tipped after each bread article the customer requested to have cut, and the 0.15 price makes sense as well, echoing our previous interpretation about the aggregation mechanism of the tipping system and the tipping order of an “article” (or rather a service) such as “coupe”. </w:t>
       </w:r>
     </w:p>
@@ -1751,7 +1842,6 @@
           <w:sz w:val="20"/>
           <w:szCs w:val="20"/>
         </w:rPr>
-        <w:lastRenderedPageBreak/>
         <w:t xml:space="preserve">The remaining 351 records aren’t too big a deal over 2 years of data, it makes sense a customer might add (and the cashier would tip) a </w:t>
       </w:r>
       <w:proofErr w:type="gramStart"/>
@@ -2336,7 +2426,7 @@
   <w:docDefaults>
     <w:rPrDefault>
       <w:rPr>
-        <w:rFonts w:asciiTheme="minorHAnsi" w:eastAsiaTheme="minorHAnsi" w:hAnsiTheme="minorHAnsi" w:cstheme="minorBidi"/>
+        <w:rFonts w:asciiTheme="minorHAnsi" w:eastAsia="SimSun" w:hAnsiTheme="minorHAnsi" w:cstheme="minorBidi"/>
         <w:kern w:val="2"/>
         <w:sz w:val="24"/>
         <w:szCs w:val="24"/>
